--- a/deliverables/resume/sun-yingjie-resume-physical.docx
+++ b/deliverables/resume/sun-yingjie-resume-physical.docx
@@ -581,7 +581,7 @@
           <w:color w:val="20221F"/>
           <w:sz w:val="22"/>
         </w:rPr>
-        <w:t>独立 AI 视频研究：建立参考索引与八项解析，归纳六层控制，连接分镜、Blender 白模与渲染审阅。AI 辅助生成，人负责判断；未声称商业部署或上游成果。</w:t>
+        <w:t>独立 AI 视频研究：建立参考索引与八项解析，归纳六层控制，连接分镜、Blender 白模与渲染审阅。AI 辅助生成，人负责判断；聚焦独立流程研究与个人方法应用。</w:t>
       </w:r>
     </w:p>
     <w:p>

--- a/deliverables/resume/sun-yingjie-resume-physical.docx
+++ b/deliverables/resume/sun-yingjie-resume-physical.docx
@@ -581,7 +581,7 @@
           <w:color w:val="20221F"/>
           <w:sz w:val="22"/>
         </w:rPr>
-        <w:t>独立 AI 视频研究：建立参考索引与八项解析，归纳六层控制，连接分镜、Blender 白模与渲染审阅。AI 辅助生成，人负责判断；聚焦独立流程研究与个人方法应用。</w:t>
+        <w:t>独立 AI 实践：以角色卡、布光实验与水墨影像组织视觉约束、提示词和人工审阅，补充三维与品牌表达。</w:t>
       </w:r>
     </w:p>
     <w:p>

--- a/deliverables/resume/sun-yingjie-resume-physical.docx
+++ b/deliverables/resume/sun-yingjie-resume-physical.docx
@@ -566,7 +566,7 @@
           <w:color w:val="20221F"/>
           <w:sz w:val="22"/>
         </w:rPr>
-        <w:t>Codex、ChatGPT、ComfyUI、Midjourney；竞品与文化语境分析</w:t>
+        <w:t>Codex、ChatGPT、ComfyUI、Midjourney；竞品与文化语境分析；Image 2.5、Seedance 2.5</w:t>
       </w:r>
     </w:p>
     <w:p>
@@ -581,7 +581,7 @@
           <w:color w:val="20221F"/>
           <w:sz w:val="22"/>
         </w:rPr>
-        <w:t>独立 AI 实践：以角色卡、布光实验与水墨影像组织视觉约束、提示词和人工审阅，补充三维与品牌表达。</w:t>
+        <w:t>独立 AI 实践：以角色卡、布光实验与水墨影像、Mini DV 咖啡 vlog 与秋日单镜头时装片组织视觉约束、提示词和人工审阅，补充三维与品牌表达。</w:t>
       </w:r>
     </w:p>
     <w:p>

--- a/deliverables/resume/sun-yingjie-resume-physical.docx
+++ b/deliverables/resume/sun-yingjie-resume-physical.docx
@@ -361,7 +361,7 @@
           <w:color w:val="20221F"/>
           <w:sz w:val="22"/>
         </w:rPr>
-        <w:t>在 PCB 制造环境中从事设计系统工程工作，关注标准化、工程约束、质量与跨部门协作。</w:t>
+        <w:t>在 PCB 制造环境中从事设计系统工程工作，关注标准化、工程约束、质量与跨部门协同。</w:t>
       </w:r>
     </w:p>
     <w:p>
